--- a/Lab3/лаб3.docx
+++ b/Lab3/лаб3.docx
@@ -836,7 +836,7 @@
                 <w:szCs w:val="28"/>
                 <w:u w:val="single"/>
               </w:rPr>
-              <w:t>В</w:t>
+              <w:t>Р</w:t>
             </w:r>
             <w:r>
               <w:rPr>
@@ -1322,7 +1322,23 @@
           <w:rFonts w:cs="Times New Roman"/>
           <w:szCs w:val="28"/>
         </w:rPr>
-        <w:t>Требование -&gt; [ Метод ] -&gt; Ожидаемый результат</w:t>
+        <w:t xml:space="preserve">Требование -&gt; </w:t>
+      </w:r>
+      <w:proofErr w:type="gramStart"/>
+      <w:r>
+        <w:rPr>
+          <w:rFonts w:cs="Times New Roman"/>
+          <w:szCs w:val="28"/>
+        </w:rPr>
+        <w:t>[ Метод</w:t>
+      </w:r>
+      <w:proofErr w:type="gramEnd"/>
+      <w:r>
+        <w:rPr>
+          <w:rFonts w:cs="Times New Roman"/>
+          <w:szCs w:val="28"/>
+        </w:rPr>
+        <w:t xml:space="preserve"> ] -&gt; Ожидаемый результат</w:t>
       </w:r>
     </w:p>
     <w:p>
@@ -1352,7 +1368,6 @@
         <w:rPr>
           <w:rFonts w:cs="Times New Roman"/>
           <w:szCs w:val="28"/>
-          <w:lang w:val="en-US"/>
         </w:rPr>
       </w:pPr>
       <w:r>
@@ -1371,7 +1386,6 @@
         <w:rPr>
           <w:rFonts w:cs="Times New Roman"/>
           <w:szCs w:val="28"/>
-          <w:lang w:val="en-US"/>
         </w:rPr>
       </w:pPr>
       <w:r>
@@ -1817,15 +1831,62 @@
         <w:rPr>
           <w:rFonts w:cs="Times New Roman"/>
           <w:szCs w:val="28"/>
-          <w:lang w:val="en-US"/>
-        </w:rPr>
-      </w:pPr>
-      <w:r>
-        <w:rPr>
-          <w:rFonts w:cs="Times New Roman"/>
-          <w:szCs w:val="28"/>
-        </w:rPr>
-        <w:t>Цель: проверить корректность взаимодействия между классами Coordinate, PointOfInterest и MapService.</w:t>
+        </w:rPr>
+      </w:pPr>
+      <w:r>
+        <w:rPr>
+          <w:rFonts w:cs="Times New Roman"/>
+          <w:szCs w:val="28"/>
+        </w:rPr>
+        <w:t>Цель: проверить корректность взаимодействия между классами </w:t>
+      </w:r>
+      <w:proofErr w:type="spellStart"/>
+      <w:r>
+        <w:rPr>
+          <w:rFonts w:cs="Times New Roman"/>
+          <w:szCs w:val="28"/>
+        </w:rPr>
+        <w:t>Coordinate</w:t>
+      </w:r>
+      <w:proofErr w:type="spellEnd"/>
+      <w:r>
+        <w:rPr>
+          <w:rFonts w:cs="Times New Roman"/>
+          <w:szCs w:val="28"/>
+        </w:rPr>
+        <w:t>, </w:t>
+      </w:r>
+      <w:proofErr w:type="spellStart"/>
+      <w:r>
+        <w:rPr>
+          <w:rFonts w:cs="Times New Roman"/>
+          <w:szCs w:val="28"/>
+        </w:rPr>
+        <w:t>PointOfInterest</w:t>
+      </w:r>
+      <w:proofErr w:type="spellEnd"/>
+      <w:r>
+        <w:rPr>
+          <w:rFonts w:cs="Times New Roman"/>
+          <w:szCs w:val="28"/>
+        </w:rPr>
+        <w:t> и </w:t>
+      </w:r>
+      <w:proofErr w:type="spellStart"/>
+      <w:r>
+        <w:rPr>
+          <w:rFonts w:cs="Times New Roman"/>
+          <w:szCs w:val="28"/>
+        </w:rPr>
+        <w:t>MapService</w:t>
+      </w:r>
+      <w:proofErr w:type="spellEnd"/>
+      <w:r>
+        <w:rPr>
+          <w:rFonts w:cs="Times New Roman"/>
+          <w:szCs w:val="28"/>
+        </w:rPr>
+        <w:t>.</w:t>
       </w:r>
     </w:p>
     <w:p>
@@ -1917,8 +1978,18 @@
           <w:szCs w:val="28"/>
           <w:lang w:val="en-US"/>
         </w:rPr>
-        <w:t> MapService</w:t>
-      </w:r>
+        <w:t> </w:t>
+      </w:r>
+      <w:proofErr w:type="spellStart"/>
+      <w:r>
+        <w:rPr>
+          <w:rFonts w:cs="Times New Roman"/>
+          <w:szCs w:val="28"/>
+          <w:lang w:val="en-US"/>
+        </w:rPr>
+        <w:t>MapService</w:t>
+      </w:r>
+      <w:proofErr w:type="spellEnd"/>
       <w:r>
         <w:rPr>
           <w:rFonts w:cs="Times New Roman"/>
@@ -1927,6 +1998,7 @@
         </w:rPr>
         <w:t xml:space="preserve"> </w:t>
       </w:r>
+      <w:proofErr w:type="spellStart"/>
       <w:r>
         <w:rPr>
           <w:rFonts w:cs="Times New Roman"/>
@@ -1935,6 +2007,7 @@
         </w:rPr>
         <w:t>PointOfInterest</w:t>
       </w:r>
+      <w:proofErr w:type="spellEnd"/>
       <w:r>
         <w:rPr>
           <w:rFonts w:cs="Times New Roman"/>
@@ -1960,7 +2033,6 @@
         <w:rPr>
           <w:rFonts w:cs="Times New Roman"/>
           <w:szCs w:val="28"/>
-          <w:lang w:val="en-US"/>
         </w:rPr>
       </w:pPr>
       <w:r>
@@ -1974,7 +2046,6 @@
         <w:rPr>
           <w:rFonts w:cs="Times New Roman"/>
           <w:szCs w:val="28"/>
-          <w:lang w:val="en-US"/>
         </w:rPr>
         <w:t xml:space="preserve">, </w:t>
       </w:r>
@@ -1991,7 +2062,42 @@
           <w:szCs w:val="28"/>
           <w:lang w:val="en-US"/>
         </w:rPr>
-        <w:t> MapService.AddPoi </w:t>
+        <w:t> </w:t>
+      </w:r>
+      <w:proofErr w:type="spellStart"/>
+      <w:r>
+        <w:rPr>
+          <w:rFonts w:cs="Times New Roman"/>
+          <w:szCs w:val="28"/>
+          <w:lang w:val="en-US"/>
+        </w:rPr>
+        <w:t>MapService</w:t>
+      </w:r>
+      <w:proofErr w:type="spellEnd"/>
+      <w:r>
+        <w:rPr>
+          <w:rFonts w:cs="Times New Roman"/>
+          <w:szCs w:val="28"/>
+        </w:rPr>
+        <w:t>.</w:t>
+      </w:r>
+      <w:proofErr w:type="spellStart"/>
+      <w:r>
+        <w:rPr>
+          <w:rFonts w:cs="Times New Roman"/>
+          <w:szCs w:val="28"/>
+          <w:lang w:val="en-US"/>
+        </w:rPr>
+        <w:t>AddPoi</w:t>
+      </w:r>
+      <w:proofErr w:type="spellEnd"/>
+      <w:r>
+        <w:rPr>
+          <w:rFonts w:cs="Times New Roman"/>
+          <w:szCs w:val="28"/>
+          <w:lang w:val="en-US"/>
+        </w:rPr>
+        <w:t> </w:t>
       </w:r>
       <w:r>
         <w:rPr>
@@ -2006,7 +2112,25 @@
           <w:szCs w:val="28"/>
           <w:lang w:val="en-US"/>
         </w:rPr>
-        <w:t> PointOfInterest </w:t>
+        <w:t> </w:t>
+      </w:r>
+      <w:proofErr w:type="spellStart"/>
+      <w:r>
+        <w:rPr>
+          <w:rFonts w:cs="Times New Roman"/>
+          <w:szCs w:val="28"/>
+          <w:lang w:val="en-US"/>
+        </w:rPr>
+        <w:t>PointOfInterest</w:t>
+      </w:r>
+      <w:proofErr w:type="spellEnd"/>
+      <w:r>
+        <w:rPr>
+          <w:rFonts w:cs="Times New Roman"/>
+          <w:szCs w:val="28"/>
+          <w:lang w:val="en-US"/>
+        </w:rPr>
+        <w:t> </w:t>
       </w:r>
       <w:r>
         <w:rPr>
@@ -2019,7 +2143,6 @@
         <w:rPr>
           <w:rFonts w:cs="Times New Roman"/>
           <w:szCs w:val="28"/>
-          <w:lang w:val="en-US"/>
         </w:rPr>
         <w:t xml:space="preserve"> </w:t>
       </w:r>
@@ -2034,7 +2157,6 @@
         <w:rPr>
           <w:rFonts w:cs="Times New Roman"/>
           <w:szCs w:val="28"/>
-          <w:lang w:val="en-US"/>
         </w:rPr>
         <w:t xml:space="preserve"> </w:t>
       </w:r>
@@ -2049,7 +2171,6 @@
         <w:rPr>
           <w:rFonts w:cs="Times New Roman"/>
           <w:szCs w:val="28"/>
-          <w:lang w:val="en-US"/>
         </w:rPr>
         <w:t xml:space="preserve"> </w:t>
       </w:r>
@@ -2064,7 +2185,43 @@
         <w:rPr>
           <w:rFonts w:cs="Times New Roman"/>
           <w:szCs w:val="28"/>
-          <w:lang w:val="en-US"/>
+        </w:rPr>
+        <w:t xml:space="preserve"> (</w:t>
+      </w:r>
+      <w:proofErr w:type="spellStart"/>
+      <w:r>
+        <w:rPr>
+          <w:rFonts w:cs="Times New Roman"/>
+          <w:szCs w:val="28"/>
+        </w:rPr>
+        <w:t>ширита</w:t>
+      </w:r>
+      <w:proofErr w:type="spellEnd"/>
+      <w:r>
+        <w:rPr>
+          <w:rFonts w:cs="Times New Roman"/>
+          <w:szCs w:val="28"/>
+        </w:rPr>
+        <w:t xml:space="preserve"> </w:t>
+      </w:r>
+      <w:r>
+        <w:rPr>
+          <w:rFonts w:cs="Times New Roman"/>
+          <w:szCs w:val="28"/>
+        </w:rPr>
+        <w:t>долгота</w:t>
+      </w:r>
+      <w:r>
+        <w:rPr>
+          <w:rFonts w:cs="Times New Roman"/>
+          <w:szCs w:val="28"/>
+        </w:rPr>
+        <w:t>)</w:t>
+      </w:r>
+      <w:r>
+        <w:rPr>
+          <w:rFonts w:cs="Times New Roman"/>
+          <w:szCs w:val="28"/>
         </w:rPr>
         <w:t>.</w:t>
       </w:r>
@@ -2084,9 +2241,16 @@
         <w:rPr>
           <w:rFonts w:cs="Times New Roman"/>
           <w:szCs w:val="28"/>
-          <w:lang w:val="en-US"/>
-        </w:rPr>
-        <w:t xml:space="preserve">  [Fact]</w:t>
+        </w:rPr>
+        <w:t xml:space="preserve">  </w:t>
+      </w:r>
+      <w:r>
+        <w:rPr>
+          <w:rFonts w:cs="Times New Roman"/>
+          <w:szCs w:val="28"/>
+          <w:lang w:val="en-US"/>
+        </w:rPr>
+        <w:t>[Fact]</w:t>
       </w:r>
     </w:p>
     <w:p>
@@ -2106,7 +2270,43 @@
           <w:szCs w:val="28"/>
           <w:lang w:val="en-US"/>
         </w:rPr>
-        <w:t xml:space="preserve">  public void AddPoi_ValidData_HasCoordinated()</w:t>
+        <w:t xml:space="preserve">  public void </w:t>
+      </w:r>
+      <w:proofErr w:type="spellStart"/>
+      <w:r>
+        <w:rPr>
+          <w:rFonts w:cs="Times New Roman"/>
+          <w:szCs w:val="28"/>
+          <w:lang w:val="en-US"/>
+        </w:rPr>
+        <w:t>AddPoi_ValidData_</w:t>
+      </w:r>
+      <w:proofErr w:type="gramStart"/>
+      <w:r>
+        <w:rPr>
+          <w:rFonts w:cs="Times New Roman"/>
+          <w:szCs w:val="28"/>
+          <w:lang w:val="en-US"/>
+        </w:rPr>
+        <w:t>HasCoordinated</w:t>
+      </w:r>
+      <w:proofErr w:type="spellEnd"/>
+      <w:r>
+        <w:rPr>
+          <w:rFonts w:cs="Times New Roman"/>
+          <w:szCs w:val="28"/>
+          <w:lang w:val="en-US"/>
+        </w:rPr>
+        <w:t>(</w:t>
+      </w:r>
+      <w:proofErr w:type="gramEnd"/>
+      <w:r>
+        <w:rPr>
+          <w:rFonts w:cs="Times New Roman"/>
+          <w:szCs w:val="28"/>
+          <w:lang w:val="en-US"/>
+        </w:rPr>
+        <w:t>)</w:t>
       </w:r>
     </w:p>
     <w:p>
@@ -2147,7 +2347,35 @@
           <w:lang w:val="en-US"/>
         </w:rPr>
         <w:lastRenderedPageBreak/>
-        <w:t xml:space="preserve">      var map = new MapService();</w:t>
+        <w:t xml:space="preserve">      var map = new </w:t>
+      </w:r>
+      <w:proofErr w:type="spellStart"/>
+      <w:proofErr w:type="gramStart"/>
+      <w:r>
+        <w:rPr>
+          <w:rFonts w:cs="Times New Roman"/>
+          <w:szCs w:val="28"/>
+          <w:lang w:val="en-US"/>
+        </w:rPr>
+        <w:t>MapService</w:t>
+      </w:r>
+      <w:proofErr w:type="spellEnd"/>
+      <w:r>
+        <w:rPr>
+          <w:rFonts w:cs="Times New Roman"/>
+          <w:szCs w:val="28"/>
+          <w:lang w:val="en-US"/>
+        </w:rPr>
+        <w:t>(</w:t>
+      </w:r>
+      <w:proofErr w:type="gramEnd"/>
+      <w:r>
+        <w:rPr>
+          <w:rFonts w:cs="Times New Roman"/>
+          <w:szCs w:val="28"/>
+          <w:lang w:val="en-US"/>
+        </w:rPr>
+        <w:t>);</w:t>
       </w:r>
     </w:p>
     <w:p>
@@ -2179,7 +2407,27 @@
           <w:szCs w:val="28"/>
           <w:lang w:val="en-US"/>
         </w:rPr>
-        <w:t xml:space="preserve">      var poi = map.AddPoi("</w:t>
+        <w:t xml:space="preserve">      var poi = </w:t>
+      </w:r>
+      <w:proofErr w:type="spellStart"/>
+      <w:proofErr w:type="gramStart"/>
+      <w:r>
+        <w:rPr>
+          <w:rFonts w:cs="Times New Roman"/>
+          <w:szCs w:val="28"/>
+          <w:lang w:val="en-US"/>
+        </w:rPr>
+        <w:t>map.AddPoi</w:t>
+      </w:r>
+      <w:proofErr w:type="spellEnd"/>
+      <w:proofErr w:type="gramEnd"/>
+      <w:r>
+        <w:rPr>
+          <w:rFonts w:cs="Times New Roman"/>
+          <w:szCs w:val="28"/>
+          <w:lang w:val="en-US"/>
+        </w:rPr>
+        <w:t>("</w:t>
       </w:r>
       <w:r>
         <w:rPr>
@@ -2194,7 +2442,25 @@
           <w:szCs w:val="28"/>
           <w:lang w:val="en-US"/>
         </w:rPr>
-        <w:t>", new Coordinate(32.1231, -178.0332));</w:t>
+        <w:t xml:space="preserve">", new </w:t>
+      </w:r>
+      <w:proofErr w:type="gramStart"/>
+      <w:r>
+        <w:rPr>
+          <w:rFonts w:cs="Times New Roman"/>
+          <w:szCs w:val="28"/>
+          <w:lang w:val="en-US"/>
+        </w:rPr>
+        <w:t>Coordinate(</w:t>
+      </w:r>
+      <w:proofErr w:type="gramEnd"/>
+      <w:r>
+        <w:rPr>
+          <w:rFonts w:cs="Times New Roman"/>
+          <w:szCs w:val="28"/>
+          <w:lang w:val="en-US"/>
+        </w:rPr>
+        <w:t>32.1231, -178.0332));</w:t>
       </w:r>
     </w:p>
     <w:p>
@@ -2226,7 +2492,53 @@
           <w:szCs w:val="28"/>
           <w:lang w:val="en-US"/>
         </w:rPr>
-        <w:t xml:space="preserve">      Assert.Equal(32.1231, poi.Coordinate?.Latitude);</w:t>
+        <w:t xml:space="preserve">      </w:t>
+      </w:r>
+      <w:proofErr w:type="spellStart"/>
+      <w:r>
+        <w:rPr>
+          <w:rFonts w:cs="Times New Roman"/>
+          <w:szCs w:val="28"/>
+          <w:lang w:val="en-US"/>
+        </w:rPr>
+        <w:t>Assert.Equal</w:t>
+      </w:r>
+      <w:proofErr w:type="spellEnd"/>
+      <w:r>
+        <w:rPr>
+          <w:rFonts w:cs="Times New Roman"/>
+          <w:szCs w:val="28"/>
+          <w:lang w:val="en-US"/>
+        </w:rPr>
+        <w:t xml:space="preserve">(32.1231, </w:t>
+      </w:r>
+      <w:proofErr w:type="spellStart"/>
+      <w:proofErr w:type="gramStart"/>
+      <w:r>
+        <w:rPr>
+          <w:rFonts w:cs="Times New Roman"/>
+          <w:szCs w:val="28"/>
+          <w:lang w:val="en-US"/>
+        </w:rPr>
+        <w:t>poi.Coordinate?.</w:t>
+      </w:r>
+      <w:proofErr w:type="gramEnd"/>
+      <w:r>
+        <w:rPr>
+          <w:rFonts w:cs="Times New Roman"/>
+          <w:szCs w:val="28"/>
+          <w:lang w:val="en-US"/>
+        </w:rPr>
+        <w:t>Latitude</w:t>
+      </w:r>
+      <w:proofErr w:type="spellEnd"/>
+      <w:r>
+        <w:rPr>
+          <w:rFonts w:cs="Times New Roman"/>
+          <w:szCs w:val="28"/>
+          <w:lang w:val="en-US"/>
+        </w:rPr>
+        <w:t>);</w:t>
       </w:r>
     </w:p>
     <w:p>
@@ -2246,7 +2558,53 @@
           <w:szCs w:val="28"/>
           <w:lang w:val="en-US"/>
         </w:rPr>
-        <w:t xml:space="preserve">      Assert.Equal(-178.0332, poi.Coordinate?.Longitude);</w:t>
+        <w:t xml:space="preserve">      </w:t>
+      </w:r>
+      <w:proofErr w:type="spellStart"/>
+      <w:r>
+        <w:rPr>
+          <w:rFonts w:cs="Times New Roman"/>
+          <w:szCs w:val="28"/>
+          <w:lang w:val="en-US"/>
+        </w:rPr>
+        <w:t>Assert.Equal</w:t>
+      </w:r>
+      <w:proofErr w:type="spellEnd"/>
+      <w:r>
+        <w:rPr>
+          <w:rFonts w:cs="Times New Roman"/>
+          <w:szCs w:val="28"/>
+          <w:lang w:val="en-US"/>
+        </w:rPr>
+        <w:t xml:space="preserve">(-178.0332, </w:t>
+      </w:r>
+      <w:proofErr w:type="spellStart"/>
+      <w:proofErr w:type="gramStart"/>
+      <w:r>
+        <w:rPr>
+          <w:rFonts w:cs="Times New Roman"/>
+          <w:szCs w:val="28"/>
+          <w:lang w:val="en-US"/>
+        </w:rPr>
+        <w:t>poi.Coordinate?.</w:t>
+      </w:r>
+      <w:proofErr w:type="gramEnd"/>
+      <w:r>
+        <w:rPr>
+          <w:rFonts w:cs="Times New Roman"/>
+          <w:szCs w:val="28"/>
+          <w:lang w:val="en-US"/>
+        </w:rPr>
+        <w:t>Longitude</w:t>
+      </w:r>
+      <w:proofErr w:type="spellEnd"/>
+      <w:r>
+        <w:rPr>
+          <w:rFonts w:cs="Times New Roman"/>
+          <w:szCs w:val="28"/>
+          <w:lang w:val="en-US"/>
+        </w:rPr>
+        <w:t>);</w:t>
       </w:r>
     </w:p>
     <w:p>
@@ -2290,14 +2648,7 @@
           <w:rFonts w:cs="Times New Roman"/>
           <w:szCs w:val="28"/>
         </w:rPr>
-        <w:t>Результат: успех — координата сохраняется</w:t>
-      </w:r>
-      <w:r>
-        <w:rPr>
-          <w:rFonts w:cs="Times New Roman"/>
-          <w:szCs w:val="28"/>
-        </w:rPr>
-        <w:t>.</w:t>
+        <w:t>Результат: успех — координата сохраняется.</w:t>
       </w:r>
     </w:p>
     <w:p>
@@ -2314,6 +2665,7 @@
       <w:r>
         <w:rPr>
           <w:rFonts w:cs="Times New Roman"/>
+          <w:noProof/>
           <w:szCs w:val="28"/>
           <w:lang w:val="en-US"/>
         </w:rPr>
@@ -2362,7 +2714,6 @@
         <w:rPr>
           <w:rFonts w:cs="Times New Roman"/>
           <w:szCs w:val="28"/>
-          <w:lang w:val="en-US"/>
         </w:rPr>
       </w:pPr>
       <w:r>
@@ -2388,13 +2739,21 @@
           <w:rFonts w:cs="Times New Roman"/>
           <w:szCs w:val="28"/>
         </w:rPr>
-        <w:t>Сценарий 2. MapService</w:t>
-      </w:r>
-      <w:r>
-        <w:rPr>
-          <w:rFonts w:cs="Times New Roman"/>
-          <w:szCs w:val="28"/>
-          <w:lang w:val="en-US"/>
+        <w:t>Сценарий 2. </w:t>
+      </w:r>
+      <w:proofErr w:type="spellStart"/>
+      <w:r>
+        <w:rPr>
+          <w:rFonts w:cs="Times New Roman"/>
+          <w:szCs w:val="28"/>
+        </w:rPr>
+        <w:t>MapService</w:t>
+      </w:r>
+      <w:proofErr w:type="spellEnd"/>
+      <w:r>
+        <w:rPr>
+          <w:rFonts w:cs="Times New Roman"/>
+          <w:szCs w:val="28"/>
         </w:rPr>
         <w:t xml:space="preserve"> </w:t>
       </w:r>
@@ -2403,8 +2762,17 @@
           <w:rFonts w:cs="Times New Roman"/>
           <w:szCs w:val="28"/>
         </w:rPr>
-        <w:t>список _pois</w:t>
-      </w:r>
+        <w:t>список _</w:t>
+      </w:r>
+      <w:proofErr w:type="spellStart"/>
+      <w:r>
+        <w:rPr>
+          <w:rFonts w:cs="Times New Roman"/>
+          <w:szCs w:val="28"/>
+        </w:rPr>
+        <w:t>pois</w:t>
+      </w:r>
+      <w:proofErr w:type="spellEnd"/>
     </w:p>
     <w:p>
       <w:pPr>
@@ -2414,7 +2782,6 @@
         <w:rPr>
           <w:rFonts w:cs="Times New Roman"/>
           <w:szCs w:val="28"/>
-          <w:lang w:val="en-US"/>
         </w:rPr>
       </w:pPr>
       <w:r>
@@ -2442,7 +2809,43 @@
           <w:szCs w:val="28"/>
           <w:lang w:val="en-US"/>
         </w:rPr>
-        <w:t>public void AddPoi_ValidData_RemovesAndGetAll()</w:t>
+        <w:t xml:space="preserve">public void </w:t>
+      </w:r>
+      <w:proofErr w:type="spellStart"/>
+      <w:r>
+        <w:rPr>
+          <w:rFonts w:cs="Times New Roman"/>
+          <w:szCs w:val="28"/>
+          <w:lang w:val="en-US"/>
+        </w:rPr>
+        <w:t>AddPoi_ValidData_</w:t>
+      </w:r>
+      <w:proofErr w:type="gramStart"/>
+      <w:r>
+        <w:rPr>
+          <w:rFonts w:cs="Times New Roman"/>
+          <w:szCs w:val="28"/>
+          <w:lang w:val="en-US"/>
+        </w:rPr>
+        <w:t>RemovesAndGetAll</w:t>
+      </w:r>
+      <w:proofErr w:type="spellEnd"/>
+      <w:r>
+        <w:rPr>
+          <w:rFonts w:cs="Times New Roman"/>
+          <w:szCs w:val="28"/>
+          <w:lang w:val="en-US"/>
+        </w:rPr>
+        <w:t>(</w:t>
+      </w:r>
+      <w:proofErr w:type="gramEnd"/>
+      <w:r>
+        <w:rPr>
+          <w:rFonts w:cs="Times New Roman"/>
+          <w:szCs w:val="28"/>
+          <w:lang w:val="en-US"/>
+        </w:rPr>
+        <w:t>)</w:t>
       </w:r>
     </w:p>
     <w:p>
@@ -2482,7 +2885,35 @@
           <w:szCs w:val="28"/>
           <w:lang w:val="en-US"/>
         </w:rPr>
-        <w:t xml:space="preserve">  var map = new MapService();</w:t>
+        <w:t xml:space="preserve">  var map = new </w:t>
+      </w:r>
+      <w:proofErr w:type="spellStart"/>
+      <w:proofErr w:type="gramStart"/>
+      <w:r>
+        <w:rPr>
+          <w:rFonts w:cs="Times New Roman"/>
+          <w:szCs w:val="28"/>
+          <w:lang w:val="en-US"/>
+        </w:rPr>
+        <w:t>MapService</w:t>
+      </w:r>
+      <w:proofErr w:type="spellEnd"/>
+      <w:r>
+        <w:rPr>
+          <w:rFonts w:cs="Times New Roman"/>
+          <w:szCs w:val="28"/>
+          <w:lang w:val="en-US"/>
+        </w:rPr>
+        <w:t>(</w:t>
+      </w:r>
+      <w:proofErr w:type="gramEnd"/>
+      <w:r>
+        <w:rPr>
+          <w:rFonts w:cs="Times New Roman"/>
+          <w:szCs w:val="28"/>
+          <w:lang w:val="en-US"/>
+        </w:rPr>
+        <w:t>);</w:t>
       </w:r>
     </w:p>
     <w:p>
@@ -2514,7 +2945,45 @@
           <w:szCs w:val="28"/>
           <w:lang w:val="en-US"/>
         </w:rPr>
-        <w:t xml:space="preserve">  var a = map.AddPoi("A", new Coordinate(0, 0));</w:t>
+        <w:t xml:space="preserve">  var a = </w:t>
+      </w:r>
+      <w:proofErr w:type="spellStart"/>
+      <w:proofErr w:type="gramStart"/>
+      <w:r>
+        <w:rPr>
+          <w:rFonts w:cs="Times New Roman"/>
+          <w:szCs w:val="28"/>
+          <w:lang w:val="en-US"/>
+        </w:rPr>
+        <w:t>map.AddPoi</w:t>
+      </w:r>
+      <w:proofErr w:type="spellEnd"/>
+      <w:proofErr w:type="gramEnd"/>
+      <w:r>
+        <w:rPr>
+          <w:rFonts w:cs="Times New Roman"/>
+          <w:szCs w:val="28"/>
+          <w:lang w:val="en-US"/>
+        </w:rPr>
+        <w:t xml:space="preserve">("A", new </w:t>
+      </w:r>
+      <w:proofErr w:type="gramStart"/>
+      <w:r>
+        <w:rPr>
+          <w:rFonts w:cs="Times New Roman"/>
+          <w:szCs w:val="28"/>
+          <w:lang w:val="en-US"/>
+        </w:rPr>
+        <w:t>Coordinate(</w:t>
+      </w:r>
+      <w:proofErr w:type="gramEnd"/>
+      <w:r>
+        <w:rPr>
+          <w:rFonts w:cs="Times New Roman"/>
+          <w:szCs w:val="28"/>
+          <w:lang w:val="en-US"/>
+        </w:rPr>
+        <w:t>0, 0));</w:t>
       </w:r>
     </w:p>
     <w:p>
@@ -2534,7 +3003,45 @@
           <w:szCs w:val="28"/>
           <w:lang w:val="en-US"/>
         </w:rPr>
-        <w:t xml:space="preserve">  var b = map.AddPoi("B", new Coordinate(1, 1));</w:t>
+        <w:t xml:space="preserve">  var b = </w:t>
+      </w:r>
+      <w:proofErr w:type="spellStart"/>
+      <w:proofErr w:type="gramStart"/>
+      <w:r>
+        <w:rPr>
+          <w:rFonts w:cs="Times New Roman"/>
+          <w:szCs w:val="28"/>
+          <w:lang w:val="en-US"/>
+        </w:rPr>
+        <w:t>map.AddPoi</w:t>
+      </w:r>
+      <w:proofErr w:type="spellEnd"/>
+      <w:proofErr w:type="gramEnd"/>
+      <w:r>
+        <w:rPr>
+          <w:rFonts w:cs="Times New Roman"/>
+          <w:szCs w:val="28"/>
+          <w:lang w:val="en-US"/>
+        </w:rPr>
+        <w:t xml:space="preserve">("B", new </w:t>
+      </w:r>
+      <w:proofErr w:type="gramStart"/>
+      <w:r>
+        <w:rPr>
+          <w:rFonts w:cs="Times New Roman"/>
+          <w:szCs w:val="28"/>
+          <w:lang w:val="en-US"/>
+        </w:rPr>
+        <w:t>Coordinate(</w:t>
+      </w:r>
+      <w:proofErr w:type="gramEnd"/>
+      <w:r>
+        <w:rPr>
+          <w:rFonts w:cs="Times New Roman"/>
+          <w:szCs w:val="28"/>
+          <w:lang w:val="en-US"/>
+        </w:rPr>
+        <w:t>1, 1));</w:t>
       </w:r>
     </w:p>
     <w:p>
@@ -2566,7 +3073,45 @@
           <w:szCs w:val="28"/>
           <w:lang w:val="en-US"/>
         </w:rPr>
-        <w:t xml:space="preserve">  Assert.Equal(2, map.All.Count);</w:t>
+        <w:t xml:space="preserve">  </w:t>
+      </w:r>
+      <w:proofErr w:type="spellStart"/>
+      <w:r>
+        <w:rPr>
+          <w:rFonts w:cs="Times New Roman"/>
+          <w:szCs w:val="28"/>
+          <w:lang w:val="en-US"/>
+        </w:rPr>
+        <w:t>Assert.Equal</w:t>
+      </w:r>
+      <w:proofErr w:type="spellEnd"/>
+      <w:r>
+        <w:rPr>
+          <w:rFonts w:cs="Times New Roman"/>
+          <w:szCs w:val="28"/>
+          <w:lang w:val="en-US"/>
+        </w:rPr>
+        <w:t xml:space="preserve">(2, </w:t>
+      </w:r>
+      <w:proofErr w:type="spellStart"/>
+      <w:proofErr w:type="gramStart"/>
+      <w:r>
+        <w:rPr>
+          <w:rFonts w:cs="Times New Roman"/>
+          <w:szCs w:val="28"/>
+          <w:lang w:val="en-US"/>
+        </w:rPr>
+        <w:t>map.All.Count</w:t>
+      </w:r>
+      <w:proofErr w:type="spellEnd"/>
+      <w:proofErr w:type="gramEnd"/>
+      <w:r>
+        <w:rPr>
+          <w:rFonts w:cs="Times New Roman"/>
+          <w:szCs w:val="28"/>
+          <w:lang w:val="en-US"/>
+        </w:rPr>
+        <w:t>);</w:t>
       </w:r>
     </w:p>
     <w:p>
@@ -2598,7 +3143,47 @@
           <w:szCs w:val="28"/>
           <w:lang w:val="en-US"/>
         </w:rPr>
-        <w:t xml:space="preserve">  map.RemovePoi(a.Id);</w:t>
+        <w:t xml:space="preserve">  </w:t>
+      </w:r>
+      <w:proofErr w:type="spellStart"/>
+      <w:proofErr w:type="gramStart"/>
+      <w:r>
+        <w:rPr>
+          <w:rFonts w:cs="Times New Roman"/>
+          <w:szCs w:val="28"/>
+          <w:lang w:val="en-US"/>
+        </w:rPr>
+        <w:t>map.RemovePoi</w:t>
+      </w:r>
+      <w:proofErr w:type="spellEnd"/>
+      <w:proofErr w:type="gramEnd"/>
+      <w:r>
+        <w:rPr>
+          <w:rFonts w:cs="Times New Roman"/>
+          <w:szCs w:val="28"/>
+          <w:lang w:val="en-US"/>
+        </w:rPr>
+        <w:t>(</w:t>
+      </w:r>
+      <w:proofErr w:type="spellStart"/>
+      <w:proofErr w:type="gramStart"/>
+      <w:r>
+        <w:rPr>
+          <w:rFonts w:cs="Times New Roman"/>
+          <w:szCs w:val="28"/>
+          <w:lang w:val="en-US"/>
+        </w:rPr>
+        <w:t>a.Id</w:t>
+      </w:r>
+      <w:proofErr w:type="spellEnd"/>
+      <w:proofErr w:type="gramEnd"/>
+      <w:r>
+        <w:rPr>
+          <w:rFonts w:cs="Times New Roman"/>
+          <w:szCs w:val="28"/>
+          <w:lang w:val="en-US"/>
+        </w:rPr>
+        <w:t>);</w:t>
       </w:r>
     </w:p>
     <w:p>
@@ -2630,7 +3215,45 @@
           <w:szCs w:val="28"/>
           <w:lang w:val="en-US"/>
         </w:rPr>
-        <w:t xml:space="preserve">  Assert.Equal(1, map.All.Count);</w:t>
+        <w:t xml:space="preserve">  </w:t>
+      </w:r>
+      <w:proofErr w:type="spellStart"/>
+      <w:r>
+        <w:rPr>
+          <w:rFonts w:cs="Times New Roman"/>
+          <w:szCs w:val="28"/>
+          <w:lang w:val="en-US"/>
+        </w:rPr>
+        <w:t>Assert.Equal</w:t>
+      </w:r>
+      <w:proofErr w:type="spellEnd"/>
+      <w:r>
+        <w:rPr>
+          <w:rFonts w:cs="Times New Roman"/>
+          <w:szCs w:val="28"/>
+          <w:lang w:val="en-US"/>
+        </w:rPr>
+        <w:t xml:space="preserve">(1, </w:t>
+      </w:r>
+      <w:proofErr w:type="spellStart"/>
+      <w:proofErr w:type="gramStart"/>
+      <w:r>
+        <w:rPr>
+          <w:rFonts w:cs="Times New Roman"/>
+          <w:szCs w:val="28"/>
+          <w:lang w:val="en-US"/>
+        </w:rPr>
+        <w:t>map.All.Count</w:t>
+      </w:r>
+      <w:proofErr w:type="spellEnd"/>
+      <w:proofErr w:type="gramEnd"/>
+      <w:r>
+        <w:rPr>
+          <w:rFonts w:cs="Times New Roman"/>
+          <w:szCs w:val="28"/>
+          <w:lang w:val="en-US"/>
+        </w:rPr>
+        <w:t>);</w:t>
       </w:r>
     </w:p>
     <w:p>
@@ -2650,7 +3273,83 @@
           <w:szCs w:val="28"/>
           <w:lang w:val="en-US"/>
         </w:rPr>
-        <w:t xml:space="preserve">  Assert.Equal(map.All[0].Id, b.Id);</w:t>
+        <w:t xml:space="preserve">  </w:t>
+      </w:r>
+      <w:proofErr w:type="spellStart"/>
+      <w:r>
+        <w:rPr>
+          <w:rFonts w:cs="Times New Roman"/>
+          <w:szCs w:val="28"/>
+          <w:lang w:val="en-US"/>
+        </w:rPr>
+        <w:t>Assert.Equal</w:t>
+      </w:r>
+      <w:proofErr w:type="spellEnd"/>
+      <w:r>
+        <w:rPr>
+          <w:rFonts w:cs="Times New Roman"/>
+          <w:szCs w:val="28"/>
+          <w:lang w:val="en-US"/>
+        </w:rPr>
+        <w:t>(</w:t>
+      </w:r>
+      <w:proofErr w:type="spellStart"/>
+      <w:proofErr w:type="gramStart"/>
+      <w:r>
+        <w:rPr>
+          <w:rFonts w:cs="Times New Roman"/>
+          <w:szCs w:val="28"/>
+          <w:lang w:val="en-US"/>
+        </w:rPr>
+        <w:t>map.All</w:t>
+      </w:r>
+      <w:proofErr w:type="spellEnd"/>
+      <w:proofErr w:type="gramEnd"/>
+      <w:r>
+        <w:rPr>
+          <w:rFonts w:cs="Times New Roman"/>
+          <w:szCs w:val="28"/>
+          <w:lang w:val="en-US"/>
+        </w:rPr>
+        <w:t>[0</w:t>
+      </w:r>
+      <w:proofErr w:type="gramStart"/>
+      <w:r>
+        <w:rPr>
+          <w:rFonts w:cs="Times New Roman"/>
+          <w:szCs w:val="28"/>
+          <w:lang w:val="en-US"/>
+        </w:rPr>
+        <w:t>].Id</w:t>
+      </w:r>
+      <w:proofErr w:type="gramEnd"/>
+      <w:r>
+        <w:rPr>
+          <w:rFonts w:cs="Times New Roman"/>
+          <w:szCs w:val="28"/>
+          <w:lang w:val="en-US"/>
+        </w:rPr>
+        <w:t xml:space="preserve">, </w:t>
+      </w:r>
+      <w:proofErr w:type="spellStart"/>
+      <w:proofErr w:type="gramStart"/>
+      <w:r>
+        <w:rPr>
+          <w:rFonts w:cs="Times New Roman"/>
+          <w:szCs w:val="28"/>
+          <w:lang w:val="en-US"/>
+        </w:rPr>
+        <w:t>b.Id</w:t>
+      </w:r>
+      <w:proofErr w:type="spellEnd"/>
+      <w:proofErr w:type="gramEnd"/>
+      <w:r>
+        <w:rPr>
+          <w:rFonts w:cs="Times New Roman"/>
+          <w:szCs w:val="28"/>
+          <w:lang w:val="en-US"/>
+        </w:rPr>
+        <w:t>);</w:t>
       </w:r>
     </w:p>
     <w:p>
@@ -2661,7 +3360,6 @@
         <w:rPr>
           <w:rFonts w:cs="Times New Roman"/>
           <w:szCs w:val="28"/>
-          <w:lang w:val="en-US"/>
         </w:rPr>
       </w:pPr>
       <w:r>
@@ -2688,7 +3386,6 @@
         <w:rPr>
           <w:rFonts w:cs="Times New Roman"/>
           <w:szCs w:val="28"/>
-          <w:lang w:val="en-US"/>
         </w:rPr>
       </w:pPr>
       <w:r>
@@ -2713,6 +3410,7 @@
       <w:r>
         <w:rPr>
           <w:rFonts w:cs="Times New Roman"/>
+          <w:noProof/>
           <w:szCs w:val="28"/>
           <w:lang w:val="en-US"/>
         </w:rPr>
@@ -2769,14 +3467,7 @@
           <w:szCs w:val="28"/>
         </w:rPr>
         <w:lastRenderedPageBreak/>
-        <w:t xml:space="preserve">Рисунок 2. </w:t>
-      </w:r>
-      <w:r>
-        <w:rPr>
-          <w:rFonts w:cs="Times New Roman"/>
-          <w:szCs w:val="28"/>
-        </w:rPr>
-        <w:t>Результат выполнения интеграционного теста</w:t>
+        <w:t>Рисунок 2. Результат выполнения интеграционного теста</w:t>
       </w:r>
     </w:p>
     <w:p>
@@ -2805,7 +3496,6 @@
         <w:rPr>
           <w:rFonts w:cs="Times New Roman"/>
           <w:szCs w:val="28"/>
-          <w:lang w:val="en-US"/>
         </w:rPr>
       </w:pPr>
       <w:r>
@@ -2863,7 +3553,6 @@
         <w:rPr>
           <w:rFonts w:cs="Times New Roman"/>
           <w:szCs w:val="28"/>
-          <w:lang w:val="en-US"/>
         </w:rPr>
       </w:pPr>
       <w:r>
@@ -2902,6 +3591,8 @@
           <w:szCs w:val="28"/>
         </w:rPr>
       </w:pPr>
+      <w:proofErr w:type="spellStart"/>
+      <w:proofErr w:type="gramStart"/>
       <w:r>
         <w:rPr>
           <w:rFonts w:cs="Times New Roman"/>
@@ -2910,12 +3601,21 @@
         </w:rPr>
         <w:t>AddPoi</w:t>
       </w:r>
-      <w:r>
-        <w:rPr>
-          <w:rFonts w:cs="Times New Roman"/>
-          <w:szCs w:val="28"/>
-        </w:rPr>
-        <w:t>("Парк", (</w:t>
+      <w:proofErr w:type="spellEnd"/>
+      <w:r>
+        <w:rPr>
+          <w:rFonts w:cs="Times New Roman"/>
+          <w:szCs w:val="28"/>
+        </w:rPr>
+        <w:t>(</w:t>
+      </w:r>
+      <w:proofErr w:type="gramEnd"/>
+      <w:r>
+        <w:rPr>
+          <w:rFonts w:cs="Times New Roman"/>
+          <w:szCs w:val="28"/>
+        </w:rPr>
+        <w:t>"Парк", (</w:t>
       </w:r>
       <w:r>
         <w:rPr>
@@ -2952,6 +3652,7 @@
       <w:r>
         <w:rPr>
           <w:rFonts w:cs="Times New Roman"/>
+          <w:noProof/>
           <w:szCs w:val="28"/>
         </w:rPr>
         <w:drawing>
@@ -3019,6 +3720,8 @@
           <w:szCs w:val="28"/>
         </w:rPr>
       </w:pPr>
+      <w:proofErr w:type="spellStart"/>
+      <w:proofErr w:type="gramStart"/>
       <w:r>
         <w:rPr>
           <w:rFonts w:cs="Times New Roman"/>
@@ -3027,12 +3730,21 @@
         </w:rPr>
         <w:t>AddPoi</w:t>
       </w:r>
-      <w:r>
-        <w:rPr>
-          <w:rFonts w:cs="Times New Roman"/>
-          <w:szCs w:val="28"/>
-        </w:rPr>
-        <w:t>("", (0, 0))</w:t>
+      <w:proofErr w:type="spellEnd"/>
+      <w:r>
+        <w:rPr>
+          <w:rFonts w:cs="Times New Roman"/>
+          <w:szCs w:val="28"/>
+        </w:rPr>
+        <w:t>(</w:t>
+      </w:r>
+      <w:proofErr w:type="gramEnd"/>
+      <w:r>
+        <w:rPr>
+          <w:rFonts w:cs="Times New Roman"/>
+          <w:szCs w:val="28"/>
+        </w:rPr>
+        <w:t>"", (0, 0))</w:t>
       </w:r>
       <w:r>
         <w:rPr>
@@ -3055,6 +3767,7 @@
       <w:r>
         <w:rPr>
           <w:rFonts w:cs="Times New Roman"/>
+          <w:noProof/>
           <w:szCs w:val="28"/>
         </w:rPr>
         <w:drawing>
@@ -3122,6 +3835,8 @@
           <w:szCs w:val="28"/>
         </w:rPr>
       </w:pPr>
+      <w:proofErr w:type="spellStart"/>
+      <w:proofErr w:type="gramStart"/>
       <w:r>
         <w:rPr>
           <w:rFonts w:cs="Times New Roman"/>
@@ -3130,12 +3845,21 @@
         </w:rPr>
         <w:t>AddPoi</w:t>
       </w:r>
-      <w:r>
-        <w:rPr>
-          <w:rFonts w:cs="Times New Roman"/>
-          <w:szCs w:val="28"/>
-        </w:rPr>
-        <w:t>("</w:t>
+      <w:proofErr w:type="spellEnd"/>
+      <w:r>
+        <w:rPr>
+          <w:rFonts w:cs="Times New Roman"/>
+          <w:szCs w:val="28"/>
+        </w:rPr>
+        <w:t>(</w:t>
+      </w:r>
+      <w:proofErr w:type="gramEnd"/>
+      <w:r>
+        <w:rPr>
+          <w:rFonts w:cs="Times New Roman"/>
+          <w:szCs w:val="28"/>
+        </w:rPr>
+        <w:t>"</w:t>
       </w:r>
       <w:r>
         <w:rPr>
@@ -3176,6 +3900,7 @@
       <w:r>
         <w:rPr>
           <w:rFonts w:cs="Times New Roman"/>
+          <w:noProof/>
           <w:szCs w:val="28"/>
         </w:rPr>
         <w:lastRenderedPageBreak/>
@@ -3280,12 +4005,30 @@
           <w:szCs w:val="28"/>
         </w:rPr>
       </w:pPr>
-      <w:r>
-        <w:rPr>
-          <w:rFonts w:cs="Times New Roman"/>
-          <w:szCs w:val="28"/>
-        </w:rPr>
-        <w:t>RemovePoi(1) </w:t>
+      <w:proofErr w:type="spellStart"/>
+      <w:proofErr w:type="gramStart"/>
+      <w:r>
+        <w:rPr>
+          <w:rFonts w:cs="Times New Roman"/>
+          <w:szCs w:val="28"/>
+        </w:rPr>
+        <w:t>RemovePoi</w:t>
+      </w:r>
+      <w:proofErr w:type="spellEnd"/>
+      <w:r>
+        <w:rPr>
+          <w:rFonts w:cs="Times New Roman"/>
+          <w:szCs w:val="28"/>
+        </w:rPr>
+        <w:t>(</w:t>
+      </w:r>
+      <w:proofErr w:type="gramEnd"/>
+      <w:r>
+        <w:rPr>
+          <w:rFonts w:cs="Times New Roman"/>
+          <w:szCs w:val="28"/>
+        </w:rPr>
+        <w:t>1) </w:t>
       </w:r>
       <w:r>
         <w:rPr>
@@ -3299,8 +4042,17 @@
           <w:rFonts w:cs="Times New Roman"/>
           <w:szCs w:val="28"/>
         </w:rPr>
-        <w:t xml:space="preserve"> существующий Id</w:t>
-      </w:r>
+        <w:t xml:space="preserve"> существующий </w:t>
+      </w:r>
+      <w:proofErr w:type="spellStart"/>
+      <w:r>
+        <w:rPr>
+          <w:rFonts w:cs="Times New Roman"/>
+          <w:szCs w:val="28"/>
+        </w:rPr>
+        <w:t>Id</w:t>
+      </w:r>
+      <w:proofErr w:type="spellEnd"/>
       <w:r>
         <w:rPr>
           <w:rFonts w:cs="Times New Roman"/>
@@ -3308,12 +4060,21 @@
         </w:rPr>
         <w:t xml:space="preserve"> - </w:t>
       </w:r>
-      <w:r>
-        <w:rPr>
-          <w:rFonts w:cs="Times New Roman"/>
-          <w:szCs w:val="28"/>
-        </w:rPr>
-        <w:t>true, точка удалена</w:t>
+      <w:proofErr w:type="spellStart"/>
+      <w:r>
+        <w:rPr>
+          <w:rFonts w:cs="Times New Roman"/>
+          <w:szCs w:val="28"/>
+        </w:rPr>
+        <w:t>true</w:t>
+      </w:r>
+      <w:proofErr w:type="spellEnd"/>
+      <w:r>
+        <w:rPr>
+          <w:rFonts w:cs="Times New Roman"/>
+          <w:szCs w:val="28"/>
+        </w:rPr>
+        <w:t>, точка удалена</w:t>
       </w:r>
     </w:p>
     <w:p>
@@ -3329,6 +4090,7 @@
       <w:r>
         <w:rPr>
           <w:rFonts w:cs="Times New Roman"/>
+          <w:noProof/>
           <w:szCs w:val="28"/>
         </w:rPr>
         <w:drawing>
@@ -3396,12 +4158,30 @@
           <w:szCs w:val="28"/>
         </w:rPr>
       </w:pPr>
-      <w:r>
-        <w:rPr>
-          <w:rFonts w:cs="Times New Roman"/>
-          <w:szCs w:val="28"/>
-        </w:rPr>
-        <w:t>RemovePoi(999) — несуществующий</w:t>
+      <w:proofErr w:type="spellStart"/>
+      <w:proofErr w:type="gramStart"/>
+      <w:r>
+        <w:rPr>
+          <w:rFonts w:cs="Times New Roman"/>
+          <w:szCs w:val="28"/>
+        </w:rPr>
+        <w:t>RemovePoi</w:t>
+      </w:r>
+      <w:proofErr w:type="spellEnd"/>
+      <w:r>
+        <w:rPr>
+          <w:rFonts w:cs="Times New Roman"/>
+          <w:szCs w:val="28"/>
+        </w:rPr>
+        <w:t>(</w:t>
+      </w:r>
+      <w:proofErr w:type="gramEnd"/>
+      <w:r>
+        <w:rPr>
+          <w:rFonts w:cs="Times New Roman"/>
+          <w:szCs w:val="28"/>
+        </w:rPr>
+        <w:t>999) — несуществующий</w:t>
       </w:r>
       <w:r>
         <w:rPr>
@@ -3410,12 +4190,21 @@
         </w:rPr>
         <w:t xml:space="preserve"> - </w:t>
       </w:r>
-      <w:r>
-        <w:rPr>
-          <w:rFonts w:cs="Times New Roman"/>
-          <w:szCs w:val="28"/>
-        </w:rPr>
-        <w:t>false, состояние не изменилось</w:t>
+      <w:proofErr w:type="spellStart"/>
+      <w:r>
+        <w:rPr>
+          <w:rFonts w:cs="Times New Roman"/>
+          <w:szCs w:val="28"/>
+        </w:rPr>
+        <w:t>false</w:t>
+      </w:r>
+      <w:proofErr w:type="spellEnd"/>
+      <w:r>
+        <w:rPr>
+          <w:rFonts w:cs="Times New Roman"/>
+          <w:szCs w:val="28"/>
+        </w:rPr>
+        <w:t>, состояние не изменилось</w:t>
       </w:r>
     </w:p>
     <w:p>
@@ -3435,6 +4224,7 @@
           <w:rFonts w:cs="Times New Roman"/>
           <w:b/>
           <w:bCs/>
+          <w:noProof/>
           <w:szCs w:val="28"/>
         </w:rPr>
         <w:lastRenderedPageBreak/>
@@ -3490,21 +4280,7 @@
           <w:rFonts w:cs="Times New Roman"/>
           <w:szCs w:val="28"/>
         </w:rPr>
-        <w:t xml:space="preserve">Рисунок </w:t>
-      </w:r>
-      <w:r>
-        <w:rPr>
-          <w:rFonts w:cs="Times New Roman"/>
-          <w:szCs w:val="28"/>
-        </w:rPr>
-        <w:t>7</w:t>
-      </w:r>
-      <w:r>
-        <w:rPr>
-          <w:rFonts w:cs="Times New Roman"/>
-          <w:szCs w:val="28"/>
-        </w:rPr>
-        <w:t>. Результат</w:t>
+        <w:t>Рисунок 7. Результат</w:t>
       </w:r>
     </w:p>
     <w:p>
@@ -3533,7 +4309,6 @@
         <w:rPr>
           <w:rFonts w:cs="Times New Roman"/>
           <w:szCs w:val="28"/>
-          <w:lang w:val="en-US"/>
         </w:rPr>
       </w:pPr>
       <w:r>
@@ -3554,12 +4329,21 @@
           <w:szCs w:val="28"/>
         </w:rPr>
       </w:pPr>
-      <w:r>
-        <w:rPr>
-          <w:rFonts w:cs="Times New Roman"/>
-          <w:szCs w:val="28"/>
-        </w:rPr>
-        <w:t>FindByName("Музей")</w:t>
+      <w:proofErr w:type="spellStart"/>
+      <w:r>
+        <w:rPr>
+          <w:rFonts w:cs="Times New Roman"/>
+          <w:szCs w:val="28"/>
+        </w:rPr>
+        <w:t>FindByName</w:t>
+      </w:r>
+      <w:proofErr w:type="spellEnd"/>
+      <w:r>
+        <w:rPr>
+          <w:rFonts w:cs="Times New Roman"/>
+          <w:szCs w:val="28"/>
+        </w:rPr>
+        <w:t>("Музей")</w:t>
       </w:r>
       <w:r>
         <w:rPr>
@@ -3590,6 +4374,7 @@
       <w:r>
         <w:rPr>
           <w:rFonts w:cs="Times New Roman"/>
+          <w:noProof/>
           <w:szCs w:val="28"/>
           <w:lang w:val="en-US"/>
         </w:rPr>
@@ -3658,12 +4443,21 @@
           <w:szCs w:val="28"/>
         </w:rPr>
       </w:pPr>
-      <w:r>
-        <w:rPr>
-          <w:rFonts w:cs="Times New Roman"/>
-          <w:szCs w:val="28"/>
-        </w:rPr>
-        <w:t>FindByName("музей")</w:t>
+      <w:proofErr w:type="spellStart"/>
+      <w:r>
+        <w:rPr>
+          <w:rFonts w:cs="Times New Roman"/>
+          <w:szCs w:val="28"/>
+        </w:rPr>
+        <w:t>FindByName</w:t>
+      </w:r>
+      <w:proofErr w:type="spellEnd"/>
+      <w:r>
+        <w:rPr>
+          <w:rFonts w:cs="Times New Roman"/>
+          <w:szCs w:val="28"/>
+        </w:rPr>
+        <w:t>("музей")</w:t>
       </w:r>
       <w:r>
         <w:rPr>
@@ -3693,6 +4487,7 @@
       <w:r>
         <w:rPr>
           <w:rFonts w:cs="Times New Roman"/>
+          <w:noProof/>
           <w:szCs w:val="28"/>
         </w:rPr>
         <w:lastRenderedPageBreak/>
@@ -3749,21 +4544,7 @@
           <w:rFonts w:cs="Times New Roman"/>
           <w:szCs w:val="28"/>
         </w:rPr>
-        <w:t xml:space="preserve">Рисунок </w:t>
-      </w:r>
-      <w:r>
-        <w:rPr>
-          <w:rFonts w:cs="Times New Roman"/>
-          <w:szCs w:val="28"/>
-        </w:rPr>
-        <w:t>9</w:t>
-      </w:r>
-      <w:r>
-        <w:rPr>
-          <w:rFonts w:cs="Times New Roman"/>
-          <w:szCs w:val="28"/>
-        </w:rPr>
-        <w:t>. Результат</w:t>
+        <w:t>Рисунок 9. Результат</w:t>
       </w:r>
     </w:p>
     <w:p>
@@ -3776,13 +4557,23 @@
           <w:szCs w:val="28"/>
         </w:rPr>
       </w:pPr>
-      <w:r>
-        <w:rPr>
-          <w:rFonts w:cs="Times New Roman"/>
-          <w:szCs w:val="28"/>
-          <w:lang w:val="en-US"/>
-        </w:rPr>
-        <w:t>FindByName("</w:t>
+      <w:proofErr w:type="spellStart"/>
+      <w:r>
+        <w:rPr>
+          <w:rFonts w:cs="Times New Roman"/>
+          <w:szCs w:val="28"/>
+          <w:lang w:val="en-US"/>
+        </w:rPr>
+        <w:t>FindByName</w:t>
+      </w:r>
+      <w:proofErr w:type="spellEnd"/>
+      <w:r>
+        <w:rPr>
+          <w:rFonts w:cs="Times New Roman"/>
+          <w:szCs w:val="28"/>
+          <w:lang w:val="en-US"/>
+        </w:rPr>
+        <w:t>("</w:t>
       </w:r>
       <w:r>
         <w:rPr>
@@ -3829,6 +4620,7 @@
       <w:r>
         <w:rPr>
           <w:rFonts w:cs="Times New Roman"/>
+          <w:noProof/>
           <w:szCs w:val="28"/>
         </w:rPr>
         <w:drawing>
@@ -3922,9 +4714,23 @@
         <w:rPr>
           <w:rFonts w:cs="Times New Roman"/>
           <w:szCs w:val="28"/>
-          <w:lang w:val="en-US"/>
-        </w:rPr>
-        <w:t xml:space="preserve"> 4 (F-05). </w:t>
+        </w:rPr>
+        <w:t xml:space="preserve"> 4 (</w:t>
+      </w:r>
+      <w:r>
+        <w:rPr>
+          <w:rFonts w:cs="Times New Roman"/>
+          <w:szCs w:val="28"/>
+          <w:lang w:val="en-US"/>
+        </w:rPr>
+        <w:t>F</w:t>
+      </w:r>
+      <w:r>
+        <w:rPr>
+          <w:rFonts w:cs="Times New Roman"/>
+          <w:szCs w:val="28"/>
+        </w:rPr>
+        <w:t xml:space="preserve">-05). </w:t>
       </w:r>
       <w:r>
         <w:rPr>
@@ -3960,22 +4766,37 @@
         <w:rPr>
           <w:rFonts w:cs="Times New Roman"/>
           <w:szCs w:val="28"/>
-          <w:lang w:val="en-US"/>
-        </w:rPr>
-      </w:pPr>
-      <w:r>
-        <w:rPr>
-          <w:rFonts w:cs="Times New Roman"/>
-          <w:szCs w:val="28"/>
-        </w:rPr>
-        <w:t>Расстояние между разными точками</w:t>
-      </w:r>
-      <w:r>
-        <w:rPr>
-          <w:rFonts w:cs="Times New Roman"/>
-          <w:szCs w:val="28"/>
-        </w:rPr>
-        <w:t xml:space="preserve">  - положительное число </w:t>
+        </w:rPr>
+      </w:pPr>
+      <w:r>
+        <w:rPr>
+          <w:rFonts w:cs="Times New Roman"/>
+          <w:szCs w:val="28"/>
+        </w:rPr>
+        <w:t xml:space="preserve">Расстояние между разными </w:t>
+      </w:r>
+      <w:proofErr w:type="gramStart"/>
+      <w:r>
+        <w:rPr>
+          <w:rFonts w:cs="Times New Roman"/>
+          <w:szCs w:val="28"/>
+        </w:rPr>
+        <w:t>точками</w:t>
+      </w:r>
+      <w:r>
+        <w:rPr>
+          <w:rFonts w:cs="Times New Roman"/>
+          <w:szCs w:val="28"/>
+        </w:rPr>
+        <w:t xml:space="preserve">  -</w:t>
+      </w:r>
+      <w:proofErr w:type="gramEnd"/>
+      <w:r>
+        <w:rPr>
+          <w:rFonts w:cs="Times New Roman"/>
+          <w:szCs w:val="28"/>
+        </w:rPr>
+        <w:t xml:space="preserve"> положительное число </w:t>
       </w:r>
     </w:p>
     <w:p>
@@ -3992,6 +4813,7 @@
       <w:r>
         <w:rPr>
           <w:rFonts w:cs="Times New Roman"/>
+          <w:noProof/>
           <w:szCs w:val="28"/>
           <w:lang w:val="en-US"/>
         </w:rPr>
@@ -4084,6 +4906,7 @@
         </w:rPr>
         <w:t xml:space="preserve"> – </w:t>
       </w:r>
+      <w:proofErr w:type="spellStart"/>
       <w:r>
         <w:rPr>
           <w:rFonts w:cs="Times New Roman"/>
@@ -4091,6 +4914,7 @@
         </w:rPr>
         <w:t>ArgumentException</w:t>
       </w:r>
+      <w:proofErr w:type="spellEnd"/>
     </w:p>
     <w:p>
       <w:pPr>
@@ -4106,6 +4930,7 @@
       <w:r>
         <w:rPr>
           <w:rFonts w:cs="Times New Roman"/>
+          <w:noProof/>
           <w:szCs w:val="28"/>
           <w:lang w:val="en-US"/>
         </w:rPr>
@@ -4161,21 +4986,7 @@
           <w:rFonts w:cs="Times New Roman"/>
           <w:szCs w:val="28"/>
         </w:rPr>
-        <w:t>Рисунок 1</w:t>
-      </w:r>
-      <w:r>
-        <w:rPr>
-          <w:rFonts w:cs="Times New Roman"/>
-          <w:szCs w:val="28"/>
-        </w:rPr>
-        <w:t>2</w:t>
-      </w:r>
-      <w:r>
-        <w:rPr>
-          <w:rFonts w:cs="Times New Roman"/>
-          <w:szCs w:val="28"/>
-        </w:rPr>
-        <w:t>. Результат</w:t>
+        <w:t>Рисунок 12. Результат</w:t>
       </w:r>
     </w:p>
     <w:p>
@@ -4246,6 +5057,7 @@
       <w:r>
         <w:rPr>
           <w:rFonts w:cs="Times New Roman"/>
+          <w:noProof/>
           <w:szCs w:val="28"/>
           <w:lang w:val="en-US"/>
         </w:rPr>
@@ -4313,7 +5125,6 @@
         <w:rPr>
           <w:rFonts w:cs="Times New Roman"/>
           <w:szCs w:val="28"/>
-          <w:lang w:val="en-US"/>
         </w:rPr>
       </w:pPr>
       <w:r>
@@ -4333,7 +5144,6 @@
         <w:rPr>
           <w:rFonts w:cs="Times New Roman"/>
           <w:szCs w:val="28"/>
-          <w:lang w:val="en-US"/>
         </w:rPr>
       </w:pPr>
       <w:r>
@@ -4352,7 +5162,6 @@
         <w:rPr>
           <w:rFonts w:cs="Times New Roman"/>
           <w:szCs w:val="28"/>
-          <w:lang w:val="en-US"/>
         </w:rPr>
       </w:pPr>
       <w:r>
@@ -4750,7 +5559,23 @@
           <w:rFonts w:cs="Times New Roman"/>
           <w:szCs w:val="28"/>
         </w:rPr>
-        <w:t xml:space="preserve"> Запуск всех  15 имеющихся тестов (юнит 8) + системные 7)</w:t>
+        <w:t xml:space="preserve"> Запуск </w:t>
+      </w:r>
+      <w:proofErr w:type="gramStart"/>
+      <w:r>
+        <w:rPr>
+          <w:rFonts w:cs="Times New Roman"/>
+          <w:szCs w:val="28"/>
+        </w:rPr>
+        <w:t>всех  15</w:t>
+      </w:r>
+      <w:proofErr w:type="gramEnd"/>
+      <w:r>
+        <w:rPr>
+          <w:rFonts w:cs="Times New Roman"/>
+          <w:szCs w:val="28"/>
+        </w:rPr>
+        <w:t xml:space="preserve"> имеющихся тестов (юнит 8) + системные 7)</w:t>
       </w:r>
     </w:p>
     <w:p>
@@ -4766,6 +5591,7 @@
       <w:r>
         <w:rPr>
           <w:rFonts w:cs="Times New Roman"/>
+          <w:noProof/>
           <w:szCs w:val="28"/>
         </w:rPr>
         <w:lastRenderedPageBreak/>
@@ -4845,6 +5671,7 @@
         </w:rPr>
         <w:t xml:space="preserve"> в метод </w:t>
       </w:r>
+      <w:proofErr w:type="spellStart"/>
       <w:r>
         <w:rPr>
           <w:szCs w:val="28"/>
@@ -4852,6 +5679,7 @@
         </w:rPr>
         <w:t>FindByName</w:t>
       </w:r>
+      <w:proofErr w:type="spellEnd"/>
     </w:p>
     <w:p>
       <w:pPr>
@@ -4860,14 +5688,27 @@
         <w:jc w:val="both"/>
         <w:rPr>
           <w:szCs w:val="28"/>
-          <w:lang w:val="en-US"/>
-        </w:rPr>
-      </w:pPr>
-      <w:r>
-        <w:rPr>
-          <w:szCs w:val="28"/>
-        </w:rPr>
-        <w:t>Изменение: в метод FindByName добавляется логирование</w:t>
+        </w:rPr>
+      </w:pPr>
+      <w:r>
+        <w:rPr>
+          <w:szCs w:val="28"/>
+        </w:rPr>
+        <w:t>Изменение: в метод </w:t>
+      </w:r>
+      <w:proofErr w:type="spellStart"/>
+      <w:r>
+        <w:rPr>
+          <w:szCs w:val="28"/>
+        </w:rPr>
+        <w:t>FindByName</w:t>
+      </w:r>
+      <w:proofErr w:type="spellEnd"/>
+      <w:r>
+        <w:rPr>
+          <w:szCs w:val="28"/>
+        </w:rPr>
+        <w:t> добавляется логирование</w:t>
       </w:r>
     </w:p>
     <w:p>
@@ -4885,7 +5726,48 @@
           <w:szCs w:val="28"/>
           <w:lang w:val="en-US"/>
         </w:rPr>
-        <w:t>public PointOfInterest? FindByName(string name)</w:t>
+        <w:t xml:space="preserve">public </w:t>
+      </w:r>
+      <w:proofErr w:type="spellStart"/>
+      <w:r>
+        <w:rPr>
+          <w:szCs w:val="28"/>
+          <w:lang w:val="en-US"/>
+        </w:rPr>
+        <w:t>PointOfInterest</w:t>
+      </w:r>
+      <w:proofErr w:type="spellEnd"/>
+      <w:r>
+        <w:rPr>
+          <w:szCs w:val="28"/>
+          <w:lang w:val="en-US"/>
+        </w:rPr>
+        <w:t xml:space="preserve">? </w:t>
+      </w:r>
+      <w:proofErr w:type="spellStart"/>
+      <w:proofErr w:type="gramStart"/>
+      <w:r>
+        <w:rPr>
+          <w:szCs w:val="28"/>
+          <w:lang w:val="en-US"/>
+        </w:rPr>
+        <w:t>FindByName</w:t>
+      </w:r>
+      <w:proofErr w:type="spellEnd"/>
+      <w:r>
+        <w:rPr>
+          <w:szCs w:val="28"/>
+          <w:lang w:val="en-US"/>
+        </w:rPr>
+        <w:t>(</w:t>
+      </w:r>
+      <w:proofErr w:type="gramEnd"/>
+      <w:r>
+        <w:rPr>
+          <w:szCs w:val="28"/>
+          <w:lang w:val="en-US"/>
+        </w:rPr>
+        <w:t>string name)</w:t>
       </w:r>
     </w:p>
     <w:p>
@@ -4921,7 +5803,25 @@
           <w:szCs w:val="28"/>
           <w:lang w:val="en-US"/>
         </w:rPr>
-        <w:t xml:space="preserve">     if (string.IsNullOrWhiteSpace(name)) return null;</w:t>
+        <w:t xml:space="preserve">     if (</w:t>
+      </w:r>
+      <w:proofErr w:type="spellStart"/>
+      <w:proofErr w:type="gramStart"/>
+      <w:r>
+        <w:rPr>
+          <w:szCs w:val="28"/>
+          <w:lang w:val="en-US"/>
+        </w:rPr>
+        <w:t>string.IsNullOrWhiteSpace</w:t>
+      </w:r>
+      <w:proofErr w:type="spellEnd"/>
+      <w:proofErr w:type="gramEnd"/>
+      <w:r>
+        <w:rPr>
+          <w:szCs w:val="28"/>
+          <w:lang w:val="en-US"/>
+        </w:rPr>
+        <w:t>(name)) return null;</w:t>
       </w:r>
     </w:p>
     <w:p>
@@ -4950,7 +5850,41 @@
           <w:szCs w:val="28"/>
           <w:lang w:val="en-US"/>
         </w:rPr>
-        <w:t xml:space="preserve">     PointOfInterest? result = _pois.FirstOrDefault(p =&gt;</w:t>
+        <w:t xml:space="preserve">     </w:t>
+      </w:r>
+      <w:proofErr w:type="spellStart"/>
+      <w:r>
+        <w:rPr>
+          <w:szCs w:val="28"/>
+          <w:lang w:val="en-US"/>
+        </w:rPr>
+        <w:t>PointOfInterest</w:t>
+      </w:r>
+      <w:proofErr w:type="spellEnd"/>
+      <w:r>
+        <w:rPr>
+          <w:szCs w:val="28"/>
+          <w:lang w:val="en-US"/>
+        </w:rPr>
+        <w:t>? result = _</w:t>
+      </w:r>
+      <w:proofErr w:type="spellStart"/>
+      <w:proofErr w:type="gramStart"/>
+      <w:r>
+        <w:rPr>
+          <w:szCs w:val="28"/>
+          <w:lang w:val="en-US"/>
+        </w:rPr>
+        <w:t>pois.FirstOrDefault</w:t>
+      </w:r>
+      <w:proofErr w:type="spellEnd"/>
+      <w:proofErr w:type="gramEnd"/>
+      <w:r>
+        <w:rPr>
+          <w:szCs w:val="28"/>
+          <w:lang w:val="en-US"/>
+        </w:rPr>
+        <w:t>(p =&gt;</w:t>
       </w:r>
     </w:p>
     <w:p>
@@ -4968,7 +5902,59 @@
           <w:szCs w:val="28"/>
           <w:lang w:val="en-US"/>
         </w:rPr>
-        <w:t xml:space="preserve">         p.Name.Equals(name.Trim(), StringComparison.OrdinalIgnoreCase)); </w:t>
+        <w:t xml:space="preserve">         </w:t>
+      </w:r>
+      <w:proofErr w:type="spellStart"/>
+      <w:proofErr w:type="gramStart"/>
+      <w:r>
+        <w:rPr>
+          <w:szCs w:val="28"/>
+          <w:lang w:val="en-US"/>
+        </w:rPr>
+        <w:t>p.Name.Equals</w:t>
+      </w:r>
+      <w:proofErr w:type="spellEnd"/>
+      <w:proofErr w:type="gramEnd"/>
+      <w:r>
+        <w:rPr>
+          <w:szCs w:val="28"/>
+          <w:lang w:val="en-US"/>
+        </w:rPr>
+        <w:t>(</w:t>
+      </w:r>
+      <w:proofErr w:type="spellStart"/>
+      <w:proofErr w:type="gramStart"/>
+      <w:r>
+        <w:rPr>
+          <w:szCs w:val="28"/>
+          <w:lang w:val="en-US"/>
+        </w:rPr>
+        <w:t>name.Trim</w:t>
+      </w:r>
+      <w:proofErr w:type="spellEnd"/>
+      <w:proofErr w:type="gramEnd"/>
+      <w:r>
+        <w:rPr>
+          <w:szCs w:val="28"/>
+          <w:lang w:val="en-US"/>
+        </w:rPr>
+        <w:t xml:space="preserve">(), </w:t>
+      </w:r>
+      <w:proofErr w:type="spellStart"/>
+      <w:r>
+        <w:rPr>
+          <w:szCs w:val="28"/>
+          <w:lang w:val="en-US"/>
+        </w:rPr>
+        <w:t>StringComparison.OrdinalIgnoreCase</w:t>
+      </w:r>
+      <w:proofErr w:type="spellEnd"/>
+      <w:r>
+        <w:rPr>
+          <w:szCs w:val="28"/>
+          <w:lang w:val="en-US"/>
+        </w:rPr>
+        <w:t xml:space="preserve">)); </w:t>
       </w:r>
     </w:p>
     <w:p>
@@ -4997,7 +5983,25 @@
           <w:szCs w:val="28"/>
           <w:lang w:val="en-US"/>
         </w:rPr>
-        <w:t xml:space="preserve">     System.Console.WriteLine($"</w:t>
+        <w:t xml:space="preserve">     </w:t>
+      </w:r>
+      <w:proofErr w:type="spellStart"/>
+      <w:proofErr w:type="gramStart"/>
+      <w:r>
+        <w:rPr>
+          <w:szCs w:val="28"/>
+          <w:lang w:val="en-US"/>
+        </w:rPr>
+        <w:t>System.Console.WriteLine</w:t>
+      </w:r>
+      <w:proofErr w:type="spellEnd"/>
+      <w:proofErr w:type="gramEnd"/>
+      <w:r>
+        <w:rPr>
+          <w:szCs w:val="28"/>
+          <w:lang w:val="en-US"/>
+        </w:rPr>
+        <w:t>($"</w:t>
       </w:r>
       <w:r>
         <w:rPr>
@@ -5053,11 +6057,33 @@
         </w:rPr>
         <w:t xml:space="preserve">     </w:t>
       </w:r>
-      <w:r>
-        <w:rPr>
-          <w:szCs w:val="28"/>
-        </w:rPr>
-        <w:t>return result;</w:t>
+      <w:proofErr w:type="spellStart"/>
+      <w:r>
+        <w:rPr>
+          <w:szCs w:val="28"/>
+        </w:rPr>
+        <w:t>return</w:t>
+      </w:r>
+      <w:proofErr w:type="spellEnd"/>
+      <w:r>
+        <w:rPr>
+          <w:szCs w:val="28"/>
+        </w:rPr>
+        <w:t xml:space="preserve"> </w:t>
+      </w:r>
+      <w:proofErr w:type="spellStart"/>
+      <w:r>
+        <w:rPr>
+          <w:szCs w:val="28"/>
+        </w:rPr>
+        <w:t>result</w:t>
+      </w:r>
+      <w:proofErr w:type="spellEnd"/>
+      <w:r>
+        <w:rPr>
+          <w:szCs w:val="28"/>
+        </w:rPr>
+        <w:t>;</w:t>
       </w:r>
     </w:p>
     <w:p>
@@ -5109,6 +6135,7 @@
       </w:pPr>
       <w:r>
         <w:rPr>
+          <w:noProof/>
           <w:szCs w:val="28"/>
         </w:rPr>
         <w:lastRenderedPageBreak/>
@@ -5300,7 +6327,21 @@
         <w:rPr>
           <w:szCs w:val="28"/>
         </w:rPr>
-        <w:t>Возвращает число &gt; 0</w:t>
+        <w:t xml:space="preserve">Возвращает </w:t>
+      </w:r>
+      <w:proofErr w:type="gramStart"/>
+      <w:r>
+        <w:rPr>
+          <w:szCs w:val="28"/>
+        </w:rPr>
+        <w:t>число &gt;</w:t>
+      </w:r>
+      <w:proofErr w:type="gramEnd"/>
+      <w:r>
+        <w:rPr>
+          <w:szCs w:val="28"/>
+        </w:rPr>
+        <w:t xml:space="preserve"> 0</w:t>
       </w:r>
     </w:p>
     <w:p>
@@ -5350,19 +6391,7 @@
         <w:rPr>
           <w:szCs w:val="28"/>
         </w:rPr>
-        <w:t>П</w:t>
-      </w:r>
-      <w:r>
-        <w:rPr>
-          <w:szCs w:val="28"/>
-        </w:rPr>
-        <w:t>риложение «Интерактивная карта» успешно прошло все виды функционального тестировани</w:t>
-      </w:r>
-      <w:r>
-        <w:rPr>
-          <w:szCs w:val="28"/>
-        </w:rPr>
-        <w:t>я</w:t>
+        <w:t>Приложение «Интерактивная карта» успешно прошло все виды функционального тестирования</w:t>
       </w:r>
       <w:r>
         <w:rPr>
@@ -11485,6 +12514,7 @@
   <w:style w:type="character" w:default="1" w:styleId="a0">
     <w:name w:val="Default Paragraph Font"/>
     <w:uiPriority w:val="1"/>
+    <w:semiHidden/>
     <w:unhideWhenUsed/>
   </w:style>
   <w:style w:type="table" w:default="1" w:styleId="a1">
